--- a/Student Performance Analytics Documentation.docx
+++ b/Student Performance Analytics Documentation.docx
@@ -165,15 +165,7 @@
         <w:t xml:space="preserve">Load data: </w:t>
       </w:r>
       <w:r>
-        <w:t xml:space="preserve">Pandas </w:t>
-      </w:r>
-      <w:proofErr w:type="spellStart"/>
-      <w:r>
-        <w:t>read_csv</w:t>
-      </w:r>
-      <w:proofErr w:type="spellEnd"/>
-      <w:r>
-        <w:t>() loads students.csv into a DataFrame.</w:t>
+        <w:t>Pandas read_csv() loads students.csv into a DataFrame.</w:t>
       </w:r>
     </w:p>
     <w:p>
@@ -559,7 +551,7 @@
     </w:p>
     <w:p>
       <w:r>
-        <w:t>When main.py runs, the terminal displays student records, dataset information, basic statistics, totals, averages, grades, pass/fail results, highest and lowest performers, subject-wise averages, and the top five students. Screenshots are optional and are not included in this document.</w:t>
+        <w:t xml:space="preserve">When main.py runs, the terminal displays student records, dataset information, basic statistics, totals, averages, grades, pass/fail results, highest and lowest performers, subject-wise averages, and the top five students. </w:t>
       </w:r>
     </w:p>
     <w:p>
@@ -613,15 +605,7 @@
     </w:p>
     <w:p>
       <w:r>
-        <w:t xml:space="preserve">A </w:t>
-      </w:r>
-      <w:proofErr w:type="spellStart"/>
-      <w:r>
-        <w:t>KeyError</w:t>
-      </w:r>
-      <w:proofErr w:type="spellEnd"/>
-      <w:r>
-        <w:t xml:space="preserve"> occurred when subject names in the Python list did not exactly match the CSV column names. It was fixed by using the correct names, Mathematics and Statistics. This showed that DataFrame column names must match exactly. The project also provided practice with CSV handling, DataFrames, functions, conditions, loops, sum(), mean(), apply(), sorting, and basic analysis.</w:t>
+        <w:t>A KeyError occurred when subject names in the Python list did not exactly match the CSV column names. It was fixed by using the correct names, Mathematics and Statistics. This showed that DataFrame column names must match exactly. The project also provided practice with CSV handling, DataFrames, functions, conditions, loops, sum(), mean(), apply(), sorting, and basic analysis.</w:t>
       </w:r>
     </w:p>
     <w:p>
@@ -660,15 +644,7 @@
         <w:t>Repository URL:</w:t>
       </w:r>
       <w:r>
-        <w:t xml:space="preserve"> </w:t>
-      </w:r>
-      <w:r>
-        <w:t>https://github.com/Mr-ram-131/student-performance-analytics.git</w:t>
-      </w:r>
-    </w:p>
-    <w:p>
-      <w:r>
-        <w:t>The repository should contain main.py, students.csv, README.md, and this documentation file.</w:t>
+        <w:t xml:space="preserve"> https://github.com/Mr-ram-131/student-performance-analytics.git</w:t>
       </w:r>
     </w:p>
     <w:p>
